--- a/knowledge/source/qa/02_คืนเงินประกันการใช้ไฟฟ้า.docx
+++ b/knowledge/source/qa/02_คืนเงินประกันการใช้ไฟฟ้า.docx
@@ -1,6 +1,6 @@
 
 <file path=word/document.xml><?xml version="1.0" encoding="utf-8"?>
-<w:document xmlns:ve="http://schemas.openxmlformats.org/markup-compatibility/2006" xmlns:o="urn:schemas-microsoft-com:office:office" xmlns:r="http://schemas.openxmlformats.org/officeDocument/2006/relationships" xmlns:v="urn:schemas-microsoft-com:vml" xmlns:wp="http://schemas.openxmlformats.org/drawingml/2006/wordprocessingDrawing" xmlns:w10="urn:schemas-microsoft-com:office:word" xmlns:w="http://schemas.openxmlformats.org/wordprocessingml/2006/main">
+<w:document xmlns:w="http://schemas.openxmlformats.org/wordprocessingml/2006/main">
   <w:body>
     <w:p>
       <w:pPr>
@@ -14,7 +14,7 @@
           <w:b/>
           <w:spacing w:val="0"/>
         </w:rPr>
-        <w:t xml:space="preserve">ถาม: ขอคืนเงินประกันการใช้ไฟฟ้ากับ กฟภ. ต้องทำอย่างไร</w:t>
+        <w:t xml:space="preserve">ถาม: ขอคืนเงินประกันการใช้ไฟฟ้ากับ กฟภ. ต้องทำอย่างไร | คำถามใกล้เคียง: ขอคืนเงินประกันมิเตอร์ไฟฟ้าทำอย่างไร / เงินประกันการใช้ไฟฟ้าคืนได้ไหม / ต้องทำอย่างไรจึงจะได้รับคืนเงินประกันค่าไฟ</w:t>
       </w:r>
       <w:r>
         <w:rPr>
@@ -86,16 +86,16 @@
           <w:b/>
           <w:spacing w:val="0"/>
         </w:rPr>
-        <w:t xml:space="preserve">แหล่งอ้างอิงทางการ:</w:t>
-      </w:r>
-      <w:r>
-        <w:rPr>
-          <w:rFonts w:ascii="Times" w:hAnsi="Times" w:cs="Times"/>
-          <w:sz w:val="24"/>
-          <w:sz-cs w:val="24"/>
-          <w:spacing w:val="0"/>
-        </w:rPr>
-        <w:t xml:space="preserve"> https://cdp.pea.co.th/ ; https://cdp.pea.co.th/files/file1.pdf</w:t>
+        <w:t xml:space="preserve">แหล่งอ้างอิงทางการ: https://cdp.pea.co.th/ ; https://cdp.pea.co.th/files/file1.pdf ; https://www.pea.co.th/faqs</w:t>
+      </w:r>
+      <w:r>
+        <w:rPr>
+          <w:rFonts w:ascii="Times" w:hAnsi="Times" w:cs="Times"/>
+          <w:sz w:val="24"/>
+          <w:sz-cs w:val="24"/>
+          <w:spacing w:val="0"/>
+        </w:rPr>
+        <w:t xml:space="preserve"/>
       </w:r>
     </w:p>
     <w:p>
